--- a/docs/as-built/docx/notification.docx
+++ b/docs/as-built/docx/notification.docx
@@ -780,7 +780,7 @@
               <a:graphicData uri="http://schemas.openxmlformats.org/drawingml/2006/picture">
                 <pic:pic>
                   <pic:nvPicPr>
-                    <pic:cNvPr descr="/tmp/docximg-dY8fbM/notification_md_1.png" id="23" name="Picture"/>
+                    <pic:cNvPr descr="/tmp/docximg-d8ZS2x/notification_md_1.png" id="23" name="Picture"/>
                     <pic:cNvPicPr>
                       <a:picLocks noChangeArrowheads="1" noChangeAspect="1"/>
                     </pic:cNvPicPr>
@@ -995,7 +995,7 @@
               <a:graphicData uri="http://schemas.openxmlformats.org/drawingml/2006/picture">
                 <pic:pic>
                   <pic:nvPicPr>
-                    <pic:cNvPr descr="/tmp/docximg-dY8fbM/notification_md_2.png" id="27" name="Picture"/>
+                    <pic:cNvPr descr="/tmp/docximg-d8ZS2x/notification_md_2.png" id="27" name="Picture"/>
                     <pic:cNvPicPr>
                       <a:picLocks noChangeArrowheads="1" noChangeAspect="1"/>
                     </pic:cNvPicPr>
@@ -1721,7 +1721,7 @@
               <a:graphicData uri="http://schemas.openxmlformats.org/drawingml/2006/picture">
                 <pic:pic>
                   <pic:nvPicPr>
-                    <pic:cNvPr descr="/tmp/docximg-dY8fbM/notification_md_3.png" id="37" name="Picture"/>
+                    <pic:cNvPr descr="/tmp/docximg-d8ZS2x/notification_md_3.png" id="37" name="Picture"/>
                     <pic:cNvPicPr>
                       <a:picLocks noChangeArrowheads="1" noChangeAspect="1"/>
                     </pic:cNvPicPr>
@@ -6620,7 +6620,7 @@
               <a:graphicData uri="http://schemas.openxmlformats.org/drawingml/2006/picture">
                 <pic:pic>
                   <pic:nvPicPr>
-                    <pic:cNvPr descr="/tmp/docximg-dY8fbM/notification_md_4.png" id="44" name="Picture"/>
+                    <pic:cNvPr descr="/tmp/docximg-d8ZS2x/notification_md_4.png" id="44" name="Picture"/>
                     <pic:cNvPicPr>
                       <a:picLocks noChangeArrowheads="1" noChangeAspect="1"/>
                     </pic:cNvPicPr>
@@ -13289,7 +13289,7 @@
               <a:graphicData uri="http://schemas.openxmlformats.org/drawingml/2006/picture">
                 <pic:pic>
                   <pic:nvPicPr>
-                    <pic:cNvPr descr="/tmp/docximg-dY8fbM/notification_md_5.png" id="49" name="Picture"/>
+                    <pic:cNvPr descr="/tmp/docximg-d8ZS2x/notification_md_5.png" id="49" name="Picture"/>
                     <pic:cNvPicPr>
                       <a:picLocks noChangeArrowheads="1" noChangeAspect="1"/>
                     </pic:cNvPicPr>
@@ -15699,7 +15699,7 @@
               <a:graphicData uri="http://schemas.openxmlformats.org/drawingml/2006/picture">
                 <pic:pic>
                   <pic:nvPicPr>
-                    <pic:cNvPr descr="/tmp/docximg-dY8fbM/notification_md_6.png" id="53" name="Picture"/>
+                    <pic:cNvPr descr="/tmp/docximg-d8ZS2x/notification_md_6.png" id="53" name="Picture"/>
                     <pic:cNvPicPr>
                       <a:picLocks noChangeArrowheads="1" noChangeAspect="1"/>
                     </pic:cNvPicPr>
@@ -16951,13 +16951,13 @@
       </w:r>
     </w:p>
     <w:bookmarkEnd w:id="58"/>
-    <w:bookmarkStart w:id="59" w:name="X89de12bcbda887c6ec5ea5eed2f747bbdb3a288"/>
+    <w:bookmarkStart w:id="59" w:name="Xbdb564fcab6f6f71ef61f22280b7304c50ca780"/>
     <w:p>
       <w:pPr>
         <w:pStyle w:val="Heading2"/>
       </w:pPr>
       <w:r>
-        <w:t xml:space="preserve">6. Processes</w:t>
+        <w:t xml:space="preserve">6. Processes &amp; ops console</w:t>
       </w:r>
     </w:p>
     <w:p>
@@ -16965,6 +16965,10 @@
         <w:pStyle w:val="FirstParagraph"/>
       </w:pPr>
       <w:r>
+        <w:rPr>
+          <w:bCs/>
+          <w:b/>
+        </w:rPr>
         <w:t xml:space="preserve">Scheduled workers:</w:t>
       </w:r>
       <w:r>
@@ -17046,6 +17050,291 @@
         <w:t xml:space="preserve">(ICN ack-window expiry sweep).</w:t>
       </w:r>
     </w:p>
+    <w:p>
+      <w:pPr>
+        <w:pStyle w:val="BodyText"/>
+      </w:pPr>
+      <w:r>
+        <w:rPr>
+          <w:bCs/>
+          <w:b/>
+        </w:rPr>
+        <w:t xml:space="preserve">Ops console</w:t>
+      </w:r>
+      <w:r>
+        <w:t xml:space="preserve"> </w:t>
+      </w:r>
+      <w:r>
+        <w:t xml:space="preserve">—</w:t>
+      </w:r>
+      <w:r>
+        <w:t xml:space="preserve"> </w:t>
+      </w:r>
+      <w:r>
+        <w:rPr>
+          <w:rStyle w:val="VerbatimChar"/>
+        </w:rPr>
+        <w:t xml:space="preserve">sophix:notification:*</w:t>
+      </w:r>
+      <w:r>
+        <w:t xml:space="preserve">, wrapping the existing sweep/retry services (no approval-gate bypass):</w:t>
+      </w:r>
+    </w:p>
+    <w:tbl>
+      <w:tblPr>
+        <w:tblStyle w:val="Table"/>
+        <w:tblW w:type="auto" w:w="0"/>
+        <w:tblLook w:firstRow="1" w:lastRow="0" w:firstColumn="0" w:lastColumn="0" w:noHBand="0" w:noVBand="0" w:val="0020"/>
+        <w:jc w:val="start"/>
+      </w:tblPr>
+      <w:tblGrid>
+        <w:gridCol w:w="2640"/>
+        <w:gridCol w:w="2640"/>
+        <w:gridCol w:w="2640"/>
+      </w:tblGrid>
+      <w:tr>
+        <w:trPr>
+          <w:tblHeader w:val="true"/>
+        </w:trPr>
+        <w:tc>
+          <w:tcPr/>
+          <w:p>
+            <w:pPr>
+              <w:pStyle w:val="Compact"/>
+              <w:jc w:val="left"/>
+            </w:pPr>
+            <w:r>
+              <w:t xml:space="preserve">Command</w:t>
+            </w:r>
+          </w:p>
+        </w:tc>
+        <w:tc>
+          <w:tcPr/>
+          <w:p>
+            <w:pPr>
+              <w:pStyle w:val="Compact"/>
+              <w:jc w:val="left"/>
+            </w:pPr>
+            <w:r>
+              <w:t xml:space="preserve">Kind</w:t>
+            </w:r>
+          </w:p>
+        </w:tc>
+        <w:tc>
+          <w:tcPr/>
+          <w:p>
+            <w:pPr>
+              <w:pStyle w:val="Compact"/>
+              <w:jc w:val="left"/>
+            </w:pPr>
+            <w:r>
+              <w:t xml:space="preserve">Does</w:t>
+            </w:r>
+          </w:p>
+        </w:tc>
+      </w:tr>
+      <w:tr>
+        <w:tc>
+          <w:tcPr/>
+          <w:p>
+            <w:pPr>
+              <w:pStyle w:val="Compact"/>
+              <w:jc w:val="left"/>
+            </w:pPr>
+            <w:r>
+              <w:rPr>
+                <w:rStyle w:val="VerbatimChar"/>
+              </w:rPr>
+              <w:t xml:space="preserve">ops-status [--operator]</w:t>
+            </w:r>
+          </w:p>
+        </w:tc>
+        <w:tc>
+          <w:tcPr/>
+          <w:p>
+            <w:pPr>
+              <w:pStyle w:val="Compact"/>
+              <w:jc w:val="left"/>
+            </w:pPr>
+            <w:r>
+              <w:t xml:space="preserve">review</w:t>
+            </w:r>
+          </w:p>
+        </w:tc>
+        <w:tc>
+          <w:tcPr/>
+          <w:p>
+            <w:pPr>
+              <w:pStyle w:val="Compact"/>
+              <w:jc w:val="left"/>
+            </w:pPr>
+            <w:r>
+              <w:t xml:space="preserve">queue counts needing attention (read-only): customer attempts pending-retry/failed/escalated, render failures pending/gave-up, staff deliveries pending/failed/terminally-failed, staff notifications open past ack window</w:t>
+            </w:r>
+          </w:p>
+        </w:tc>
+      </w:tr>
+      <w:tr>
+        <w:tc>
+          <w:tcPr/>
+          <w:p>
+            <w:pPr>
+              <w:pStyle w:val="Compact"/>
+              <w:jc w:val="left"/>
+            </w:pPr>
+            <w:r>
+              <w:rPr>
+                <w:rStyle w:val="VerbatimChar"/>
+              </w:rPr>
+              <w:t xml:space="preserve">delivery-show {id}</w:t>
+            </w:r>
+          </w:p>
+        </w:tc>
+        <w:tc>
+          <w:tcPr/>
+          <w:p>
+            <w:pPr>
+              <w:pStyle w:val="Compact"/>
+              <w:jc w:val="left"/>
+            </w:pPr>
+            <w:r>
+              <w:t xml:space="preserve">review</w:t>
+            </w:r>
+          </w:p>
+        </w:tc>
+        <w:tc>
+          <w:tcPr/>
+          <w:p>
+            <w:pPr>
+              <w:pStyle w:val="Compact"/>
+              <w:jc w:val="left"/>
+            </w:pPr>
+            <w:r>
+              <w:t xml:space="preserve">one customer notification's</w:t>
+            </w:r>
+            <w:r>
+              <w:t xml:space="preserve"> </w:t>
+            </w:r>
+            <w:r>
+              <w:rPr>
+                <w:rStyle w:val="VerbatimChar"/>
+              </w:rPr>
+              <w:t xml:space="preserve">notification_log</w:t>
+            </w:r>
+            <w:r>
+              <w:t xml:space="preserve"> </w:t>
+            </w:r>
+            <w:r>
+              <w:t xml:space="preserve">+ every per-channel delivery attempt (read-only)</w:t>
+            </w:r>
+          </w:p>
+        </w:tc>
+      </w:tr>
+      <w:tr>
+        <w:tc>
+          <w:tcPr/>
+          <w:p>
+            <w:pPr>
+              <w:pStyle w:val="Compact"/>
+              <w:jc w:val="left"/>
+            </w:pPr>
+            <w:r>
+              <w:rPr>
+                <w:rStyle w:val="VerbatimChar"/>
+              </w:rPr>
+              <w:t xml:space="preserve">retry-fix {action} [--operator]</w:t>
+            </w:r>
+          </w:p>
+        </w:tc>
+        <w:tc>
+          <w:tcPr/>
+          <w:p>
+            <w:pPr>
+              <w:pStyle w:val="Compact"/>
+              <w:jc w:val="left"/>
+            </w:pPr>
+            <w:r>
+              <w:t xml:space="preserve">safe-correction</w:t>
+            </w:r>
+          </w:p>
+        </w:tc>
+        <w:tc>
+          <w:tcPr/>
+          <w:p>
+            <w:pPr>
+              <w:pStyle w:val="Compact"/>
+              <w:jc w:val="left"/>
+            </w:pPr>
+            <w:r>
+              <w:t xml:space="preserve">run one drain op —</w:t>
+            </w:r>
+            <w:r>
+              <w:t xml:space="preserve"> </w:t>
+            </w:r>
+            <w:r>
+              <w:rPr>
+                <w:rStyle w:val="VerbatimChar"/>
+              </w:rPr>
+              <w:t xml:space="preserve">customer-retry</w:t>
+            </w:r>
+            <w:r>
+              <w:t xml:space="preserve">/</w:t>
+            </w:r>
+            <w:r>
+              <w:rPr>
+                <w:rStyle w:val="VerbatimChar"/>
+              </w:rPr>
+              <w:t xml:space="preserve">render-retry</w:t>
+            </w:r>
+            <w:r>
+              <w:t xml:space="preserve">/</w:t>
+            </w:r>
+            <w:r>
+              <w:rPr>
+                <w:rStyle w:val="VerbatimChar"/>
+              </w:rPr>
+              <w:t xml:space="preserve">staff-retry</w:t>
+            </w:r>
+            <w:r>
+              <w:t xml:space="preserve">/</w:t>
+            </w:r>
+            <w:r>
+              <w:rPr>
+                <w:rStyle w:val="VerbatimChar"/>
+              </w:rPr>
+              <w:t xml:space="preserve">staff-expire</w:t>
+            </w:r>
+            <w:r>
+              <w:t xml:space="preserve">;</w:t>
+            </w:r>
+            <w:r>
+              <w:t xml:space="preserve"> </w:t>
+            </w:r>
+            <w:r>
+              <w:rPr>
+                <w:rStyle w:val="VerbatimChar"/>
+              </w:rPr>
+              <w:t xml:space="preserve">staff-expire</w:t>
+            </w:r>
+            <w:r>
+              <w:t xml:space="preserve"> </w:t>
+            </w:r>
+            <w:r>
+              <w:t xml:space="preserve">is destructive (EXPIRES notifications past their ack window + suppresses open deliveries) and needs</w:t>
+            </w:r>
+            <w:r>
+              <w:t xml:space="preserve"> </w:t>
+            </w:r>
+            <w:r>
+              <w:rPr>
+                <w:rStyle w:val="VerbatimChar"/>
+              </w:rPr>
+              <w:t xml:space="preserve">--confirm</w:t>
+            </w:r>
+          </w:p>
+        </w:tc>
+      </w:tr>
+    </w:tbl>
     <w:bookmarkEnd w:id="59"/>
     <w:bookmarkStart w:id="60" w:name="X1bf2a627be6ee103cb059e15364eccb4d059631"/>
     <w:p>

--- a/docs/as-built/docx/notification.docx
+++ b/docs/as-built/docx/notification.docx
@@ -304,57 +304,6 @@
         </w:rPr>
         <w:t xml:space="preserve">Who does what:</w:t>
       </w:r>
-      <w:r>
-        <w:t xml:space="preserve"> </w:t>
-      </w:r>
-      <w:r>
-        <w:t xml:space="preserve">ILM</w:t>
-      </w:r>
-      <w:r>
-        <w:t xml:space="preserve"> </w:t>
-      </w:r>
-      <w:r>
-        <w:rPr>
-          <w:rStyle w:val="VerbatimChar"/>
-        </w:rPr>
-        <w:t xml:space="preserve">CustomerAccountStatusChanged{customerVisible:true}</w:t>
-      </w:r>
-      <w:r>
-        <w:t xml:space="preserve"> </w:t>
-      </w:r>
-      <w:r>
-        <w:t xml:space="preserve">→</w:t>
-      </w:r>
-      <w:r>
-        <w:t xml:space="preserve"> </w:t>
-      </w:r>
-      <w:r>
-        <w:rPr>
-          <w:rStyle w:val="VerbatimChar"/>
-        </w:rPr>
-        <w:t xml:space="preserve">AccountStatusNotificationBridge</w:t>
-      </w:r>
-      <w:r>
-        <w:t xml:space="preserve"> </w:t>
-      </w:r>
-      <w:r>
-        <w:t xml:space="preserve">→</w:t>
-      </w:r>
-      <w:r>
-        <w:t xml:space="preserve"> </w:t>
-      </w:r>
-      <w:r>
-        <w:rPr>
-          <w:rStyle w:val="VerbatimChar"/>
-        </w:rPr>
-        <w:t xml:space="preserve">NotificationOrchestrator::ingest</w:t>
-      </w:r>
-      <w:r>
-        <w:t xml:space="preserve"> </w:t>
-      </w:r>
-      <w:r>
-        <w:t xml:space="preserve">runs the NOT-01 pipeline:</w:t>
-      </w:r>
     </w:p>
     <w:p>
       <w:pPr>
@@ -365,17 +314,7 @@
         <w:pStyle w:val="Compact"/>
       </w:pPr>
       <w:r>
-        <w:rPr>
-          <w:bCs/>
-          <w:b/>
-        </w:rPr>
-        <w:t xml:space="preserve">route</w:t>
-      </w:r>
-      <w:r>
-        <w:t xml:space="preserve"> </w:t>
-      </w:r>
-      <w:r>
-        <w:t xml:space="preserve">— a</w:t>
+        <w:t xml:space="preserve">ILM</w:t>
       </w:r>
       <w:r>
         <w:t xml:space="preserve"> </w:t>
@@ -384,13 +323,13 @@
         <w:rPr>
           <w:rStyle w:val="VerbatimChar"/>
         </w:rPr>
-        <w:t xml:space="preserve">notification_routing_rule</w:t>
-      </w:r>
-      <w:r>
-        <w:t xml:space="preserve"> </w:t>
-      </w:r>
-      <w:r>
-        <w:t xml:space="preserve">maps the event to channels (EMAIL+SMS) and purpose</w:t>
+        <w:t xml:space="preserve">CustomerAccountStatusChanged{customerVisible:true}</w:t>
+      </w:r>
+      <w:r>
+        <w:t xml:space="preserve"> </w:t>
+      </w:r>
+      <w:r>
+        <w:t xml:space="preserve">→</w:t>
       </w:r>
       <w:r>
         <w:t xml:space="preserve"> </w:t>
@@ -399,7 +338,7 @@
         <w:rPr>
           <w:rStyle w:val="VerbatimChar"/>
         </w:rPr>
-        <w:t xml:space="preserve">ACCOUNT_STATUS_CHANGE</w:t>
+        <w:t xml:space="preserve">AccountStatusNotificationBridge</w:t>
       </w:r>
       <w:r>
         <w:t xml:space="preserve">.</w:t>
@@ -415,23 +354,22 @@
       </w:pPr>
       <w:r>
         <w:rPr>
-          <w:bCs/>
-          <w:b/>
-        </w:rPr>
-        <w:t xml:space="preserve">preference</w:t>
-      </w:r>
-      <w:r>
-        <w:t xml:space="preserve"> </w:t>
-      </w:r>
-      <w:r>
-        <w:t xml:space="preserve">filter — drop channels the customer opted out of (marketing only).</w:t>
+          <w:rStyle w:val="VerbatimChar"/>
+        </w:rPr>
+        <w:t xml:space="preserve">NotificationOrchestrator::ingest</w:t>
+      </w:r>
+      <w:r>
+        <w:t xml:space="preserve"> </w:t>
+      </w:r>
+      <w:r>
+        <w:t xml:space="preserve">runs the NOT-01 pipeline:</w:t>
       </w:r>
     </w:p>
     <w:p>
       <w:pPr>
         <w:numPr>
-          <w:ilvl w:val="0"/>
-          <w:numId w:val="1002"/>
+          <w:ilvl w:val="1"/>
+          <w:numId w:val="1003"/>
         </w:numPr>
         <w:pStyle w:val="Compact"/>
       </w:pPr>
@@ -440,20 +378,47 @@
           <w:bCs/>
           <w:b/>
         </w:rPr>
-        <w:t xml:space="preserve">regulatory</w:t>
-      </w:r>
-      <w:r>
-        <w:t xml:space="preserve"> </w:t>
-      </w:r>
-      <w:r>
-        <w:t xml:space="preserve">filter — apply category rules (transactional ignores opt-out).</w:t>
+        <w:t xml:space="preserve">route</w:t>
+      </w:r>
+      <w:r>
+        <w:t xml:space="preserve"> </w:t>
+      </w:r>
+      <w:r>
+        <w:t xml:space="preserve">— a</w:t>
+      </w:r>
+      <w:r>
+        <w:t xml:space="preserve"> </w:t>
+      </w:r>
+      <w:r>
+        <w:rPr>
+          <w:rStyle w:val="VerbatimChar"/>
+        </w:rPr>
+        <w:t xml:space="preserve">notification_routing_rule</w:t>
+      </w:r>
+      <w:r>
+        <w:t xml:space="preserve"> </w:t>
+      </w:r>
+      <w:r>
+        <w:t xml:space="preserve">maps the event to channels (EMAIL+SMS) and purpose</w:t>
+      </w:r>
+      <w:r>
+        <w:t xml:space="preserve"> </w:t>
+      </w:r>
+      <w:r>
+        <w:rPr>
+          <w:rStyle w:val="VerbatimChar"/>
+        </w:rPr>
+        <w:t xml:space="preserve">ACCOUNT_STATUS_CHANGE</w:t>
+      </w:r>
+      <w:r>
+        <w:t xml:space="preserve">.</w:t>
       </w:r>
     </w:p>
     <w:p>
       <w:pPr>
         <w:numPr>
-          <w:ilvl w:val="0"/>
-          <w:numId w:val="1002"/>
+          <w:ilvl w:val="1"/>
+          <w:numId w:val="1003"/>
         </w:numPr>
         <w:pStyle w:val="Compact"/>
       </w:pPr>
@@ -462,20 +427,20 @@
           <w:bCs/>
           <w:b/>
         </w:rPr>
-        <w:t xml:space="preserve">render</w:t>
-      </w:r>
-      <w:r>
-        <w:t xml:space="preserve"> </w:t>
-      </w:r>
-      <w:r>
-        <w:t xml:space="preserve">— fill the templates for each surviving channel.</w:t>
+        <w:t xml:space="preserve">preference</w:t>
+      </w:r>
+      <w:r>
+        <w:t xml:space="preserve"> </w:t>
+      </w:r>
+      <w:r>
+        <w:t xml:space="preserve">filter — drop channels the customer opted out of (marketing only).</w:t>
       </w:r>
     </w:p>
     <w:p>
       <w:pPr>
         <w:numPr>
-          <w:ilvl w:val="0"/>
-          <w:numId w:val="1002"/>
+          <w:ilvl w:val="1"/>
+          <w:numId w:val="1003"/>
         </w:numPr>
         <w:pStyle w:val="Compact"/>
       </w:pPr>
@@ -484,20 +449,64 @@
           <w:bCs/>
           <w:b/>
         </w:rPr>
-        <w:t xml:space="preserve">dispatch</w:t>
-      </w:r>
-      <w:r>
-        <w:t xml:space="preserve"> </w:t>
-      </w:r>
-      <w:r>
-        <w:t xml:space="preserve">— send via the channel adapters.</w:t>
+        <w:t xml:space="preserve">regulatory</w:t>
+      </w:r>
+      <w:r>
+        <w:t xml:space="preserve"> </w:t>
+      </w:r>
+      <w:r>
+        <w:t xml:space="preserve">filter — apply category rules (transactional ignores opt-out).</w:t>
       </w:r>
     </w:p>
     <w:p>
       <w:pPr>
         <w:numPr>
-          <w:ilvl w:val="0"/>
-          <w:numId w:val="1002"/>
+          <w:ilvl w:val="1"/>
+          <w:numId w:val="1003"/>
+        </w:numPr>
+        <w:pStyle w:val="Compact"/>
+      </w:pPr>
+      <w:r>
+        <w:rPr>
+          <w:bCs/>
+          <w:b/>
+        </w:rPr>
+        <w:t xml:space="preserve">render</w:t>
+      </w:r>
+      <w:r>
+        <w:t xml:space="preserve"> </w:t>
+      </w:r>
+      <w:r>
+        <w:t xml:space="preserve">— fill the templates for each surviving channel.</w:t>
+      </w:r>
+    </w:p>
+    <w:p>
+      <w:pPr>
+        <w:numPr>
+          <w:ilvl w:val="1"/>
+          <w:numId w:val="1003"/>
+        </w:numPr>
+        <w:pStyle w:val="Compact"/>
+      </w:pPr>
+      <w:r>
+        <w:rPr>
+          <w:bCs/>
+          <w:b/>
+        </w:rPr>
+        <w:t xml:space="preserve">dispatch</w:t>
+      </w:r>
+      <w:r>
+        <w:t xml:space="preserve"> </w:t>
+      </w:r>
+      <w:r>
+        <w:t xml:space="preserve">— send via the channel adapters.</w:t>
+      </w:r>
+    </w:p>
+    <w:p>
+      <w:pPr>
+        <w:numPr>
+          <w:ilvl w:val="1"/>
+          <w:numId w:val="1003"/>
         </w:numPr>
         <w:pStyle w:val="Compact"/>
       </w:pPr>
@@ -780,7 +789,7 @@
               <a:graphicData uri="http://schemas.openxmlformats.org/drawingml/2006/picture">
                 <pic:pic>
                   <pic:nvPicPr>
-                    <pic:cNvPr descr="/tmp/docximg-d8ZS2x/notification_md_1.png" id="23" name="Picture"/>
+                    <pic:cNvPr descr="/tmp/docximg-J7W2Aj/notification_md_1.png" id="23" name="Picture"/>
                     <pic:cNvPicPr>
                       <a:picLocks noChangeArrowheads="1" noChangeAspect="1"/>
                     </pic:cNvPicPr>
@@ -898,92 +907,110 @@
         </w:rPr>
         <w:t xml:space="preserve">Who does what:</w:t>
       </w:r>
-      <w:r>
-        <w:t xml:space="preserve"> </w:t>
-      </w:r>
-      <w:r>
-        <w:t xml:space="preserve">any EM-CFG-04</w:t>
-      </w:r>
-      <w:r>
-        <w:t xml:space="preserve"> </w:t>
-      </w:r>
-      <w:r>
-        <w:rPr>
-          <w:rStyle w:val="VerbatimChar"/>
-        </w:rPr>
-        <w:t xml:space="preserve">ApprovalRequested</w:t>
-      </w:r>
-      <w:r>
-        <w:t xml:space="preserve">/</w:t>
-      </w:r>
-      <w:r>
-        <w:rPr>
-          <w:rStyle w:val="VerbatimChar"/>
-        </w:rPr>
-        <w:t xml:space="preserve">ApprovalStageAdvanced</w:t>
-      </w:r>
-      <w:r>
-        <w:t xml:space="preserve"> </w:t>
-      </w:r>
-      <w:r>
-        <w:t xml:space="preserve">→</w:t>
-      </w:r>
-      <w:r>
-        <w:t xml:space="preserve"> </w:t>
-      </w:r>
-      <w:r>
-        <w:rPr>
-          <w:rStyle w:val="VerbatimChar"/>
-        </w:rPr>
-        <w:t xml:space="preserve">NotifyApproversOnApprovalRequested</w:t>
-      </w:r>
-      <w:r>
-        <w:t xml:space="preserve"> </w:t>
-      </w:r>
-      <w:r>
-        <w:t xml:space="preserve">→ for a</w:t>
-      </w:r>
-      <w:r>
-        <w:t xml:space="preserve"> </w:t>
-      </w:r>
-      <w:r>
-        <w:rPr>
-          <w:bCs/>
-          <w:b/>
-        </w:rPr>
-        <w:t xml:space="preserve">ROLE</w:t>
-      </w:r>
-      <w:r>
-        <w:t xml:space="preserve"> </w:t>
-      </w:r>
-      <w:r>
-        <w:t xml:space="preserve">stage</w:t>
-      </w:r>
-      <w:r>
-        <w:t xml:space="preserve"> </w:t>
-      </w:r>
-      <w:r>
-        <w:rPr>
-          <w:rStyle w:val="VerbatimChar"/>
-        </w:rPr>
-        <w:t xml:space="preserve">StaffNotificationService::dispatch(template:'approval-needed', candidateGroup:&lt;approver role&gt;)</w:t>
-      </w:r>
-      <w:r>
-        <w:t xml:space="preserve"> </w:t>
-      </w:r>
-      <w:r>
-        <w:t xml:space="preserve">→ the</w:t>
-      </w:r>
-      <w:r>
-        <w:t xml:space="preserve"> </w:t>
-      </w:r>
-      <w:r>
-        <w:t xml:space="preserve">group's members get EMAIL/SLACK/IN_APP_PUSH per their prefs.</w:t>
-      </w:r>
     </w:p>
     <w:p>
       <w:pPr>
-        <w:pStyle w:val="BodyText"/>
+        <w:numPr>
+          <w:ilvl w:val="0"/>
+          <w:numId w:val="1004"/>
+        </w:numPr>
+        <w:pStyle w:val="Compact"/>
+      </w:pPr>
+      <w:r>
+        <w:t xml:space="preserve">any EM-CFG-04</w:t>
+      </w:r>
+      <w:r>
+        <w:t xml:space="preserve"> </w:t>
+      </w:r>
+      <w:r>
+        <w:rPr>
+          <w:rStyle w:val="VerbatimChar"/>
+        </w:rPr>
+        <w:t xml:space="preserve">ApprovalRequested</w:t>
+      </w:r>
+      <w:r>
+        <w:t xml:space="preserve">/</w:t>
+      </w:r>
+      <w:r>
+        <w:rPr>
+          <w:rStyle w:val="VerbatimChar"/>
+        </w:rPr>
+        <w:t xml:space="preserve">ApprovalStageAdvanced</w:t>
+      </w:r>
+      <w:r>
+        <w:t xml:space="preserve"> </w:t>
+      </w:r>
+      <w:r>
+        <w:t xml:space="preserve">→</w:t>
+      </w:r>
+      <w:r>
+        <w:t xml:space="preserve"> </w:t>
+      </w:r>
+      <w:r>
+        <w:rPr>
+          <w:rStyle w:val="VerbatimChar"/>
+        </w:rPr>
+        <w:t xml:space="preserve">NotifyApproversOnApprovalRequested</w:t>
+      </w:r>
+      <w:r>
+        <w:t xml:space="preserve">.</w:t>
+      </w:r>
+    </w:p>
+    <w:p>
+      <w:pPr>
+        <w:numPr>
+          <w:ilvl w:val="0"/>
+          <w:numId w:val="1004"/>
+        </w:numPr>
+        <w:pStyle w:val="Compact"/>
+      </w:pPr>
+      <w:r>
+        <w:t xml:space="preserve">for a</w:t>
+      </w:r>
+      <w:r>
+        <w:t xml:space="preserve"> </w:t>
+      </w:r>
+      <w:r>
+        <w:rPr>
+          <w:bCs/>
+          <w:b/>
+        </w:rPr>
+        <w:t xml:space="preserve">ROLE</w:t>
+      </w:r>
+      <w:r>
+        <w:t xml:space="preserve"> </w:t>
+      </w:r>
+      <w:r>
+        <w:t xml:space="preserve">stage</w:t>
+      </w:r>
+      <w:r>
+        <w:t xml:space="preserve"> </w:t>
+      </w:r>
+      <w:r>
+        <w:rPr>
+          <w:rStyle w:val="VerbatimChar"/>
+        </w:rPr>
+        <w:t xml:space="preserve">StaffNotificationService::dispatch(template:'approval-needed', candidateGroup:&lt;approver role&gt;)</w:t>
+      </w:r>
+      <w:r>
+        <w:t xml:space="preserve">.</w:t>
+      </w:r>
+    </w:p>
+    <w:p>
+      <w:pPr>
+        <w:numPr>
+          <w:ilvl w:val="0"/>
+          <w:numId w:val="1004"/>
+        </w:numPr>
+        <w:pStyle w:val="Compact"/>
+      </w:pPr>
+      <w:r>
+        <w:t xml:space="preserve">the group's members get EMAIL/SLACK/IN_APP_PUSH per their prefs.</w:t>
+      </w:r>
+    </w:p>
+    <w:p>
+      <w:pPr>
+        <w:pStyle w:val="FirstParagraph"/>
       </w:pPr>
       <w:r>
         <w:drawing>
@@ -995,7 +1022,7 @@
               <a:graphicData uri="http://schemas.openxmlformats.org/drawingml/2006/picture">
                 <pic:pic>
                   <pic:nvPicPr>
-                    <pic:cNvPr descr="/tmp/docximg-d8ZS2x/notification_md_2.png" id="27" name="Picture"/>
+                    <pic:cNvPr descr="/tmp/docximg-J7W2Aj/notification_md_2.png" id="27" name="Picture"/>
                     <pic:cNvPicPr>
                       <a:picLocks noChangeArrowheads="1" noChangeAspect="1"/>
                     </pic:cNvPicPr>
@@ -1673,43 +1700,73 @@
         </w:rPr>
         <w:t xml:space="preserve">Who does what:</w:t>
       </w:r>
-      <w:r>
-        <w:t xml:space="preserve"> </w:t>
-      </w:r>
-      <w:r>
-        <w:t xml:space="preserve">a staff notification fanned to 4 supervisors; the first to ACK →</w:t>
-      </w:r>
-      <w:r>
-        <w:t xml:space="preserve"> </w:t>
-      </w:r>
-      <w:r>
-        <w:rPr>
-          <w:rStyle w:val="VerbatimChar"/>
-        </w:rPr>
-        <w:t xml:space="preserve">AckService</w:t>
-      </w:r>
-      <w:r>
-        <w:t xml:space="preserve"> </w:t>
-      </w:r>
-      <w:r>
-        <w:t xml:space="preserve">suppresses the other pending deliveries → notification</w:t>
-      </w:r>
-      <w:r>
-        <w:t xml:space="preserve"> </w:t>
-      </w:r>
-      <w:r>
-        <w:rPr>
-          <w:rStyle w:val="VerbatimChar"/>
-        </w:rPr>
-        <w:t xml:space="preserve">ACKNOWLEDGED</w:t>
-      </w:r>
-      <w:r>
-        <w:t xml:space="preserve">.</w:t>
-      </w:r>
     </w:p>
     <w:p>
       <w:pPr>
-        <w:pStyle w:val="BodyText"/>
+        <w:numPr>
+          <w:ilvl w:val="0"/>
+          <w:numId w:val="1005"/>
+        </w:numPr>
+        <w:pStyle w:val="Compact"/>
+      </w:pPr>
+      <w:r>
+        <w:t xml:space="preserve">a staff notification fanned to 4 supervisors.</w:t>
+      </w:r>
+    </w:p>
+    <w:p>
+      <w:pPr>
+        <w:numPr>
+          <w:ilvl w:val="0"/>
+          <w:numId w:val="1005"/>
+        </w:numPr>
+        <w:pStyle w:val="Compact"/>
+      </w:pPr>
+      <w:r>
+        <w:t xml:space="preserve">the first to ACK →</w:t>
+      </w:r>
+      <w:r>
+        <w:t xml:space="preserve"> </w:t>
+      </w:r>
+      <w:r>
+        <w:rPr>
+          <w:rStyle w:val="VerbatimChar"/>
+        </w:rPr>
+        <w:t xml:space="preserve">AckService</w:t>
+      </w:r>
+      <w:r>
+        <w:t xml:space="preserve"> </w:t>
+      </w:r>
+      <w:r>
+        <w:t xml:space="preserve">suppresses the other pending deliveries.</w:t>
+      </w:r>
+    </w:p>
+    <w:p>
+      <w:pPr>
+        <w:numPr>
+          <w:ilvl w:val="0"/>
+          <w:numId w:val="1005"/>
+        </w:numPr>
+        <w:pStyle w:val="Compact"/>
+      </w:pPr>
+      <w:r>
+        <w:t xml:space="preserve">notification</w:t>
+      </w:r>
+      <w:r>
+        <w:t xml:space="preserve"> </w:t>
+      </w:r>
+      <w:r>
+        <w:rPr>
+          <w:rStyle w:val="VerbatimChar"/>
+        </w:rPr>
+        <w:t xml:space="preserve">ACKNOWLEDGED</w:t>
+      </w:r>
+      <w:r>
+        <w:t xml:space="preserve">.</w:t>
+      </w:r>
+    </w:p>
+    <w:p>
+      <w:pPr>
+        <w:pStyle w:val="FirstParagraph"/>
       </w:pPr>
       <w:r>
         <w:drawing>
@@ -1721,7 +1778,7 @@
               <a:graphicData uri="http://schemas.openxmlformats.org/drawingml/2006/picture">
                 <pic:pic>
                   <pic:nvPicPr>
-                    <pic:cNvPr descr="/tmp/docximg-d8ZS2x/notification_md_3.png" id="37" name="Picture"/>
+                    <pic:cNvPr descr="/tmp/docximg-J7W2Aj/notification_md_3.png" id="37" name="Picture"/>
                     <pic:cNvPicPr>
                       <a:picLocks noChangeArrowheads="1" noChangeAspect="1"/>
                     </pic:cNvPicPr>
@@ -3507,7 +3564,7 @@
       <w:pPr>
         <w:numPr>
           <w:ilvl w:val="0"/>
-          <w:numId w:val="1003"/>
+          <w:numId w:val="1006"/>
         </w:numPr>
         <w:pStyle w:val="Compact"/>
       </w:pPr>
@@ -3544,7 +3601,7 @@
       <w:pPr>
         <w:numPr>
           <w:ilvl w:val="0"/>
-          <w:numId w:val="1003"/>
+          <w:numId w:val="1006"/>
         </w:numPr>
         <w:pStyle w:val="Compact"/>
       </w:pPr>
@@ -3596,7 +3653,7 @@
       <w:pPr>
         <w:numPr>
           <w:ilvl w:val="0"/>
-          <w:numId w:val="1003"/>
+          <w:numId w:val="1006"/>
         </w:numPr>
         <w:pStyle w:val="Compact"/>
       </w:pPr>
@@ -6620,7 +6677,7 @@
               <a:graphicData uri="http://schemas.openxmlformats.org/drawingml/2006/picture">
                 <pic:pic>
                   <pic:nvPicPr>
-                    <pic:cNvPr descr="/tmp/docximg-d8ZS2x/notification_md_4.png" id="44" name="Picture"/>
+                    <pic:cNvPr descr="/tmp/docximg-J7W2Aj/notification_md_4.png" id="44" name="Picture"/>
                     <pic:cNvPicPr>
                       <a:picLocks noChangeArrowheads="1" noChangeAspect="1"/>
                     </pic:cNvPicPr>
@@ -7319,7 +7376,7 @@
       <w:pPr>
         <w:numPr>
           <w:ilvl w:val="0"/>
-          <w:numId w:val="1004"/>
+          <w:numId w:val="1007"/>
         </w:numPr>
         <w:pStyle w:val="Compact"/>
       </w:pPr>
@@ -7371,7 +7428,7 @@
       <w:pPr>
         <w:numPr>
           <w:ilvl w:val="0"/>
-          <w:numId w:val="1004"/>
+          <w:numId w:val="1007"/>
         </w:numPr>
         <w:pStyle w:val="Compact"/>
       </w:pPr>
@@ -7423,7 +7480,7 @@
       <w:pPr>
         <w:numPr>
           <w:ilvl w:val="0"/>
-          <w:numId w:val="1004"/>
+          <w:numId w:val="1007"/>
         </w:numPr>
         <w:pStyle w:val="Compact"/>
       </w:pPr>
@@ -10498,7 +10555,7 @@
       <w:pPr>
         <w:numPr>
           <w:ilvl w:val="0"/>
-          <w:numId w:val="1005"/>
+          <w:numId w:val="1008"/>
         </w:numPr>
         <w:pStyle w:val="Compact"/>
       </w:pPr>
@@ -10559,7 +10616,7 @@
       <w:pPr>
         <w:numPr>
           <w:ilvl w:val="0"/>
-          <w:numId w:val="1005"/>
+          <w:numId w:val="1008"/>
         </w:numPr>
         <w:pStyle w:val="Compact"/>
       </w:pPr>
@@ -13289,7 +13346,7 @@
               <a:graphicData uri="http://schemas.openxmlformats.org/drawingml/2006/picture">
                 <pic:pic>
                   <pic:nvPicPr>
-                    <pic:cNvPr descr="/tmp/docximg-d8ZS2x/notification_md_5.png" id="49" name="Picture"/>
+                    <pic:cNvPr descr="/tmp/docximg-J7W2Aj/notification_md_5.png" id="49" name="Picture"/>
                     <pic:cNvPicPr>
                       <a:picLocks noChangeArrowheads="1" noChangeAspect="1"/>
                     </pic:cNvPicPr>
@@ -13806,7 +13863,7 @@
       <w:pPr>
         <w:numPr>
           <w:ilvl w:val="0"/>
-          <w:numId w:val="1006"/>
+          <w:numId w:val="1009"/>
         </w:numPr>
         <w:pStyle w:val="Compact"/>
       </w:pPr>
@@ -13885,7 +13942,7 @@
       <w:pPr>
         <w:numPr>
           <w:ilvl w:val="0"/>
-          <w:numId w:val="1006"/>
+          <w:numId w:val="1009"/>
         </w:numPr>
         <w:pStyle w:val="Compact"/>
       </w:pPr>
@@ -13949,7 +14006,7 @@
       <w:pPr>
         <w:numPr>
           <w:ilvl w:val="0"/>
-          <w:numId w:val="1006"/>
+          <w:numId w:val="1009"/>
         </w:numPr>
         <w:pStyle w:val="Compact"/>
       </w:pPr>
@@ -15699,7 +15756,7 @@
               <a:graphicData uri="http://schemas.openxmlformats.org/drawingml/2006/picture">
                 <pic:pic>
                   <pic:nvPicPr>
-                    <pic:cNvPr descr="/tmp/docximg-d8ZS2x/notification_md_6.png" id="53" name="Picture"/>
+                    <pic:cNvPr descr="/tmp/docximg-J7W2Aj/notification_md_6.png" id="53" name="Picture"/>
                     <pic:cNvPicPr>
                       <a:picLocks noChangeArrowheads="1" noChangeAspect="1"/>
                     </pic:cNvPicPr>
@@ -16091,7 +16148,7 @@
       <w:pPr>
         <w:numPr>
           <w:ilvl w:val="0"/>
-          <w:numId w:val="1007"/>
+          <w:numId w:val="1010"/>
         </w:numPr>
         <w:pStyle w:val="Compact"/>
       </w:pPr>
@@ -16128,7 +16185,7 @@
       <w:pPr>
         <w:numPr>
           <w:ilvl w:val="0"/>
-          <w:numId w:val="1007"/>
+          <w:numId w:val="1010"/>
         </w:numPr>
         <w:pStyle w:val="Compact"/>
       </w:pPr>
@@ -16177,7 +16234,7 @@
       <w:pPr>
         <w:numPr>
           <w:ilvl w:val="0"/>
-          <w:numId w:val="1007"/>
+          <w:numId w:val="1010"/>
         </w:numPr>
         <w:pStyle w:val="Compact"/>
       </w:pPr>
@@ -16229,7 +16286,7 @@
       <w:pPr>
         <w:numPr>
           <w:ilvl w:val="0"/>
-          <w:numId w:val="1007"/>
+          <w:numId w:val="1010"/>
         </w:numPr>
         <w:pStyle w:val="Compact"/>
       </w:pPr>
@@ -16862,7 +16919,7 @@
       <w:pPr>
         <w:numPr>
           <w:ilvl w:val="0"/>
-          <w:numId w:val="1008"/>
+          <w:numId w:val="1011"/>
         </w:numPr>
         <w:pStyle w:val="Compact"/>
       </w:pPr>
@@ -16914,7 +16971,7 @@
       <w:pPr>
         <w:numPr>
           <w:ilvl w:val="0"/>
-          <w:numId w:val="1008"/>
+          <w:numId w:val="1011"/>
         </w:numPr>
         <w:pStyle w:val="Compact"/>
       </w:pPr>
@@ -17373,7 +17430,7 @@
       <w:pPr>
         <w:numPr>
           <w:ilvl w:val="0"/>
-          <w:numId w:val="1009"/>
+          <w:numId w:val="1012"/>
         </w:numPr>
         <w:pStyle w:val="Compact"/>
       </w:pPr>
@@ -17633,7 +17690,7 @@
       <w:pPr>
         <w:numPr>
           <w:ilvl w:val="0"/>
-          <w:numId w:val="1010"/>
+          <w:numId w:val="1013"/>
         </w:numPr>
         <w:pStyle w:val="Compact"/>
       </w:pPr>
@@ -17660,7 +17717,7 @@
       <w:pPr>
         <w:numPr>
           <w:ilvl w:val="0"/>
-          <w:numId w:val="1010"/>
+          <w:numId w:val="1013"/>
         </w:numPr>
         <w:pStyle w:val="Compact"/>
       </w:pPr>
@@ -17980,13 +18037,94 @@
     </w:lvlOverride>
   </w:num>
   <w:num w:numId="1003">
-    <w:abstractNumId w:val="991"/>
+    <w:abstractNumId w:val="99411"/>
+    <w:lvlOverride w:ilvl="0">
+      <w:startOverride w:val="1"/>
+    </w:lvlOverride>
+    <w:lvlOverride w:ilvl="1">
+      <w:startOverride w:val="1"/>
+    </w:lvlOverride>
+    <w:lvlOverride w:ilvl="2">
+      <w:startOverride w:val="1"/>
+    </w:lvlOverride>
+    <w:lvlOverride w:ilvl="3">
+      <w:startOverride w:val="1"/>
+    </w:lvlOverride>
+    <w:lvlOverride w:ilvl="4">
+      <w:startOverride w:val="1"/>
+    </w:lvlOverride>
+    <w:lvlOverride w:ilvl="5">
+      <w:startOverride w:val="1"/>
+    </w:lvlOverride>
+    <w:lvlOverride w:ilvl="6">
+      <w:startOverride w:val="1"/>
+    </w:lvlOverride>
+    <w:lvlOverride w:ilvl="7">
+      <w:startOverride w:val="1"/>
+    </w:lvlOverride>
+    <w:lvlOverride w:ilvl="8">
+      <w:startOverride w:val="1"/>
+    </w:lvlOverride>
   </w:num>
   <w:num w:numId="1004">
-    <w:abstractNumId w:val="991"/>
+    <w:abstractNumId w:val="99411"/>
+    <w:lvlOverride w:ilvl="0">
+      <w:startOverride w:val="1"/>
+    </w:lvlOverride>
+    <w:lvlOverride w:ilvl="1">
+      <w:startOverride w:val="1"/>
+    </w:lvlOverride>
+    <w:lvlOverride w:ilvl="2">
+      <w:startOverride w:val="1"/>
+    </w:lvlOverride>
+    <w:lvlOverride w:ilvl="3">
+      <w:startOverride w:val="1"/>
+    </w:lvlOverride>
+    <w:lvlOverride w:ilvl="4">
+      <w:startOverride w:val="1"/>
+    </w:lvlOverride>
+    <w:lvlOverride w:ilvl="5">
+      <w:startOverride w:val="1"/>
+    </w:lvlOverride>
+    <w:lvlOverride w:ilvl="6">
+      <w:startOverride w:val="1"/>
+    </w:lvlOverride>
+    <w:lvlOverride w:ilvl="7">
+      <w:startOverride w:val="1"/>
+    </w:lvlOverride>
+    <w:lvlOverride w:ilvl="8">
+      <w:startOverride w:val="1"/>
+    </w:lvlOverride>
   </w:num>
   <w:num w:numId="1005">
-    <w:abstractNumId w:val="991"/>
+    <w:abstractNumId w:val="99411"/>
+    <w:lvlOverride w:ilvl="0">
+      <w:startOverride w:val="1"/>
+    </w:lvlOverride>
+    <w:lvlOverride w:ilvl="1">
+      <w:startOverride w:val="1"/>
+    </w:lvlOverride>
+    <w:lvlOverride w:ilvl="2">
+      <w:startOverride w:val="1"/>
+    </w:lvlOverride>
+    <w:lvlOverride w:ilvl="3">
+      <w:startOverride w:val="1"/>
+    </w:lvlOverride>
+    <w:lvlOverride w:ilvl="4">
+      <w:startOverride w:val="1"/>
+    </w:lvlOverride>
+    <w:lvlOverride w:ilvl="5">
+      <w:startOverride w:val="1"/>
+    </w:lvlOverride>
+    <w:lvlOverride w:ilvl="6">
+      <w:startOverride w:val="1"/>
+    </w:lvlOverride>
+    <w:lvlOverride w:ilvl="7">
+      <w:startOverride w:val="1"/>
+    </w:lvlOverride>
+    <w:lvlOverride w:ilvl="8">
+      <w:startOverride w:val="1"/>
+    </w:lvlOverride>
   </w:num>
   <w:num w:numId="1006">
     <w:abstractNumId w:val="991"/>
@@ -18001,6 +18139,15 @@
     <w:abstractNumId w:val="991"/>
   </w:num>
   <w:num w:numId="1010">
+    <w:abstractNumId w:val="991"/>
+  </w:num>
+  <w:num w:numId="1011">
+    <w:abstractNumId w:val="991"/>
+  </w:num>
+  <w:num w:numId="1012">
+    <w:abstractNumId w:val="991"/>
+  </w:num>
+  <w:num w:numId="1013">
     <w:abstractNumId w:val="991"/>
   </w:num>
 </w:numbering>
